--- a/docs/Dicionario_de_Dados_Kento_Cafe.docx
+++ b/docs/Dicionario_de_Dados_Kento_Cafe.docx
@@ -106,7 +106,7 @@
       </w:r>
       <w:proofErr w:type="spellEnd"/>
       <w:r>
-        <w:t xml:space="preserve"> Café: pedidos, clima e feriados</w:t>
+        <w:t xml:space="preserve"> Café</w:t>
       </w:r>
     </w:p>
     <w:p>
@@ -159,7 +159,13 @@
       </w:r>
       <w:proofErr w:type="spellEnd"/>
       <w:r>
-        <w:t xml:space="preserve"> Café, cafeteria localizada no bairro da Liberdade, em São Paulo, que funciona das 10h às 18h30. O sistema registra os pedidos feitos no balcão e os exibe ao barista; a esses registros somam-se duas bases externas, de clima e de feriados.</w:t>
+        <w:t xml:space="preserve"> Café, cafeteria localizada no bairro da Liberdade, em São Paulo, que funciona das 10h às 18h30. O sistema registra os pedidos feitos no balcão e os exibe ao barista</w:t>
+      </w:r>
+      <w:r>
+        <w:t>,</w:t>
+      </w:r>
+      <w:r>
+        <w:t xml:space="preserve"> a esses registros somam-se duas bases externas, de clima e de feriados.</w:t>
       </w:r>
     </w:p>
     <w:p>
@@ -228,12 +234,6 @@
         <w:gridCol w:w="1775"/>
       </w:tblGrid>
       <w:tr>
-        <w:tblPrEx>
-          <w:tblCellMar>
-            <w:top w:w="0" w:type="dxa"/>
-            <w:bottom w:w="0" w:type="dxa"/>
-          </w:tblCellMar>
-        </w:tblPrEx>
         <w:trPr>
           <w:tblHeader/>
         </w:trPr>
@@ -359,12 +359,6 @@
         </w:tc>
       </w:tr>
       <w:tr>
-        <w:tblPrEx>
-          <w:tblCellMar>
-            <w:top w:w="0" w:type="dxa"/>
-            <w:bottom w:w="0" w:type="dxa"/>
-          </w:tblCellMar>
-        </w:tblPrEx>
         <w:trPr>
           <w:cantSplit/>
         </w:trPr>
@@ -494,12 +488,6 @@
         </w:tc>
       </w:tr>
       <w:tr>
-        <w:tblPrEx>
-          <w:tblCellMar>
-            <w:top w:w="0" w:type="dxa"/>
-            <w:bottom w:w="0" w:type="dxa"/>
-          </w:tblCellMar>
-        </w:tblPrEx>
         <w:trPr>
           <w:cantSplit/>
         </w:trPr>
@@ -645,12 +633,6 @@
         </w:tc>
       </w:tr>
       <w:tr>
-        <w:tblPrEx>
-          <w:tblCellMar>
-            <w:top w:w="0" w:type="dxa"/>
-            <w:bottom w:w="0" w:type="dxa"/>
-          </w:tblCellMar>
-        </w:tblPrEx>
         <w:trPr>
           <w:cantSplit/>
         </w:trPr>
@@ -860,7 +842,7 @@
       </w:r>
       <w:r>
         <w:lastRenderedPageBreak/>
-        <w:t>corresponde às faixas das 10h às 18h); campos booleanos representados por 1 (verdadeiro) e 0 (falso); valores monetários em reais; nos CSV, codificação UTF-8, separador vírgula, decimais com ponto e texto vazio como ausência de valor. A data é a chave que liga os pedidos às bases externas.</w:t>
+        <w:t>corresponde às faixas das 10h às 18h); campos booleanos representados por 1 (verdadeiro) e 0 (falso); valores monetários em reais nos CSV, codificação UTF-8, separador vírgula, decimais com ponto e texto vazio como ausência de valor. A data é a chave que liga os pedidos às bases externas.</w:t>
       </w:r>
     </w:p>
     <w:p>
@@ -887,6 +869,64 @@
       </w:pPr>
       <w:r>
         <w:t>4.1 Pedido</w:t>
+      </w:r>
+    </w:p>
+    <w:p>
+      <w:pPr>
+        <w:keepNext/>
+        <w:spacing w:after="120" w:line="360" w:lineRule="auto"/>
+        <w:ind w:firstLine="709"/>
+        <w:jc w:val="both"/>
+        <w:rPr>
+          <w:b/>
+          <w:bCs/>
+        </w:rPr>
+      </w:pPr>
+      <w:r>
+        <w:rPr>
+          <w:b/>
+          <w:bCs/>
+        </w:rPr>
+        <w:t xml:space="preserve">Tabela: </w:t>
+      </w:r>
+      <w:r>
+        <w:t>pedido</w:t>
+      </w:r>
+      <w:r>
+        <w:rPr>
+          <w:b/>
+          <w:bCs/>
+        </w:rPr>
+        <w:t xml:space="preserve">. </w:t>
+      </w:r>
+    </w:p>
+    <w:p>
+      <w:pPr>
+        <w:keepNext/>
+        <w:spacing w:after="120" w:line="360" w:lineRule="auto"/>
+        <w:ind w:firstLine="709"/>
+        <w:jc w:val="both"/>
+        <w:rPr>
+          <w:b/>
+          <w:bCs/>
+        </w:rPr>
+      </w:pPr>
+      <w:r>
+        <w:rPr>
+          <w:b/>
+          <w:bCs/>
+        </w:rPr>
+        <w:t xml:space="preserve">Granularidade: </w:t>
+      </w:r>
+      <w:r>
+        <w:t>um registro por pedido</w:t>
+      </w:r>
+      <w:r>
+        <w:rPr>
+          <w:b/>
+          <w:bCs/>
+        </w:rPr>
+        <w:t xml:space="preserve">. </w:t>
       </w:r>
     </w:p>
     <w:p>
@@ -901,30 +941,13 @@
           <w:b/>
           <w:bCs/>
         </w:rPr>
-        <w:t xml:space="preserve">Tabela: </w:t>
-      </w:r>
-      <w:r>
-        <w:t>pedido</w:t>
-      </w:r>
-      <w:r>
-        <w:rPr>
-          <w:b/>
-          <w:bCs/>
-        </w:rPr>
-        <w:t xml:space="preserve">. Granularidade: </w:t>
-      </w:r>
-      <w:r>
-        <w:t>um registro por pedido</w:t>
-      </w:r>
-      <w:r>
-        <w:rPr>
-          <w:b/>
-          <w:bCs/>
-        </w:rPr>
-        <w:t xml:space="preserve">. Chave primária: </w:t>
-      </w:r>
-      <w:r>
-        <w:t>id. Um pedido nasce como Pendente e é exibido ao barista imediatamente; termina como Pronto ou Cancelado.</w:t>
+        <w:t xml:space="preserve">Chave primária: </w:t>
+      </w:r>
+      <w:r>
+        <w:t>id</w:t>
+      </w:r>
+      <w:r>
+        <w:t>.</w:t>
       </w:r>
     </w:p>
     <w:p>
@@ -965,12 +988,6 @@
         <w:gridCol w:w="1750"/>
       </w:tblGrid>
       <w:tr>
-        <w:tblPrEx>
-          <w:tblCellMar>
-            <w:top w:w="0" w:type="dxa"/>
-            <w:bottom w:w="0" w:type="dxa"/>
-          </w:tblCellMar>
-        </w:tblPrEx>
         <w:trPr>
           <w:tblHeader/>
         </w:trPr>
@@ -1096,12 +1113,6 @@
         </w:tc>
       </w:tr>
       <w:tr>
-        <w:tblPrEx>
-          <w:tblCellMar>
-            <w:top w:w="0" w:type="dxa"/>
-            <w:bottom w:w="0" w:type="dxa"/>
-          </w:tblCellMar>
-        </w:tblPrEx>
         <w:trPr>
           <w:cantSplit/>
         </w:trPr>
@@ -1216,12 +1227,6 @@
         </w:tc>
       </w:tr>
       <w:tr>
-        <w:tblPrEx>
-          <w:tblCellMar>
-            <w:top w:w="0" w:type="dxa"/>
-            <w:bottom w:w="0" w:type="dxa"/>
-          </w:tblCellMar>
-        </w:tblPrEx>
         <w:trPr>
           <w:cantSplit/>
         </w:trPr>
@@ -1347,12 +1352,6 @@
         </w:tc>
       </w:tr>
       <w:tr>
-        <w:tblPrEx>
-          <w:tblCellMar>
-            <w:top w:w="0" w:type="dxa"/>
-            <w:bottom w:w="0" w:type="dxa"/>
-          </w:tblCellMar>
-        </w:tblPrEx>
         <w:trPr>
           <w:cantSplit/>
         </w:trPr>
@@ -1469,12 +1468,6 @@
         </w:tc>
       </w:tr>
       <w:tr>
-        <w:tblPrEx>
-          <w:tblCellMar>
-            <w:top w:w="0" w:type="dxa"/>
-            <w:bottom w:w="0" w:type="dxa"/>
-          </w:tblCellMar>
-        </w:tblPrEx>
         <w:trPr>
           <w:cantSplit/>
         </w:trPr>
@@ -1591,12 +1584,6 @@
         </w:tc>
       </w:tr>
       <w:tr>
-        <w:tblPrEx>
-          <w:tblCellMar>
-            <w:top w:w="0" w:type="dxa"/>
-            <w:bottom w:w="0" w:type="dxa"/>
-          </w:tblCellMar>
-        </w:tblPrEx>
         <w:trPr>
           <w:cantSplit/>
         </w:trPr>
@@ -1722,12 +1709,6 @@
         </w:tc>
       </w:tr>
       <w:tr>
-        <w:tblPrEx>
-          <w:tblCellMar>
-            <w:top w:w="0" w:type="dxa"/>
-            <w:bottom w:w="0" w:type="dxa"/>
-          </w:tblCellMar>
-        </w:tblPrEx>
         <w:trPr>
           <w:cantSplit/>
         </w:trPr>
@@ -1853,12 +1834,6 @@
         </w:tc>
       </w:tr>
       <w:tr>
-        <w:tblPrEx>
-          <w:tblCellMar>
-            <w:top w:w="0" w:type="dxa"/>
-            <w:bottom w:w="0" w:type="dxa"/>
-          </w:tblCellMar>
-        </w:tblPrEx>
         <w:trPr>
           <w:cantSplit/>
         </w:trPr>
@@ -1975,12 +1950,6 @@
         </w:tc>
       </w:tr>
       <w:tr>
-        <w:tblPrEx>
-          <w:tblCellMar>
-            <w:top w:w="0" w:type="dxa"/>
-            <w:bottom w:w="0" w:type="dxa"/>
-          </w:tblCellMar>
-        </w:tblPrEx>
         <w:trPr>
           <w:cantSplit/>
         </w:trPr>
@@ -2130,7 +2099,68 @@
         <w:pStyle w:val="Ttulo2"/>
       </w:pPr>
       <w:r>
+        <w:lastRenderedPageBreak/>
         <w:t>4.2 Item do pedido</w:t>
+      </w:r>
+    </w:p>
+    <w:p>
+      <w:pPr>
+        <w:keepNext/>
+        <w:spacing w:after="120" w:line="360" w:lineRule="auto"/>
+        <w:ind w:firstLine="709"/>
+        <w:jc w:val="both"/>
+        <w:rPr>
+          <w:b/>
+          <w:bCs/>
+        </w:rPr>
+      </w:pPr>
+      <w:r>
+        <w:rPr>
+          <w:b/>
+          <w:bCs/>
+        </w:rPr>
+        <w:t xml:space="preserve">Tabela: </w:t>
+      </w:r>
+      <w:proofErr w:type="spellStart"/>
+      <w:r>
+        <w:t>item_pedido</w:t>
+      </w:r>
+      <w:proofErr w:type="spellEnd"/>
+      <w:r>
+        <w:rPr>
+          <w:b/>
+          <w:bCs/>
+        </w:rPr>
+        <w:t xml:space="preserve">. </w:t>
+      </w:r>
+    </w:p>
+    <w:p>
+      <w:pPr>
+        <w:keepNext/>
+        <w:spacing w:after="120" w:line="360" w:lineRule="auto"/>
+        <w:ind w:firstLine="709"/>
+        <w:jc w:val="both"/>
+        <w:rPr>
+          <w:b/>
+          <w:bCs/>
+        </w:rPr>
+      </w:pPr>
+      <w:r>
+        <w:rPr>
+          <w:b/>
+          <w:bCs/>
+        </w:rPr>
+        <w:t xml:space="preserve">Granularidade: </w:t>
+      </w:r>
+      <w:r>
+        <w:t>um registro por produto de um pedido</w:t>
+      </w:r>
+      <w:r>
+        <w:rPr>
+          <w:b/>
+          <w:bCs/>
+        </w:rPr>
+        <w:t xml:space="preserve">. </w:t>
       </w:r>
     </w:p>
     <w:p>
@@ -2145,29 +2175,7 @@
           <w:b/>
           <w:bCs/>
         </w:rPr>
-        <w:t xml:space="preserve">Tabela: </w:t>
-      </w:r>
-      <w:proofErr w:type="spellStart"/>
-      <w:r>
-        <w:t>item_pedido</w:t>
-      </w:r>
-      <w:proofErr w:type="spellEnd"/>
-      <w:r>
-        <w:rPr>
-          <w:b/>
-          <w:bCs/>
-        </w:rPr>
-        <w:t xml:space="preserve">. Granularidade: </w:t>
-      </w:r>
-      <w:r>
-        <w:t>um registro por produto (e tamanho) de um pedido</w:t>
-      </w:r>
-      <w:r>
-        <w:rPr>
-          <w:b/>
-          <w:bCs/>
-        </w:rPr>
-        <w:t xml:space="preserve">. Chave primária: </w:t>
+        <w:t xml:space="preserve">Chave primária: </w:t>
       </w:r>
       <w:r>
         <w:t>id.</w:t>
@@ -2220,12 +2228,6 @@
         <w:gridCol w:w="1750"/>
       </w:tblGrid>
       <w:tr>
-        <w:tblPrEx>
-          <w:tblCellMar>
-            <w:top w:w="0" w:type="dxa"/>
-            <w:bottom w:w="0" w:type="dxa"/>
-          </w:tblCellMar>
-        </w:tblPrEx>
         <w:trPr>
           <w:tblHeader/>
         </w:trPr>
@@ -2351,12 +2353,6 @@
         </w:tc>
       </w:tr>
       <w:tr>
-        <w:tblPrEx>
-          <w:tblCellMar>
-            <w:top w:w="0" w:type="dxa"/>
-            <w:bottom w:w="0" w:type="dxa"/>
-          </w:tblCellMar>
-        </w:tblPrEx>
         <w:trPr>
           <w:cantSplit/>
         </w:trPr>
@@ -2471,12 +2467,6 @@
         </w:tc>
       </w:tr>
       <w:tr>
-        <w:tblPrEx>
-          <w:tblCellMar>
-            <w:top w:w="0" w:type="dxa"/>
-            <w:bottom w:w="0" w:type="dxa"/>
-          </w:tblCellMar>
-        </w:tblPrEx>
         <w:trPr>
           <w:cantSplit/>
         </w:trPr>
@@ -2504,7 +2494,6 @@
                 <w:sz w:val="18"/>
                 <w:szCs w:val="18"/>
               </w:rPr>
-              <w:lastRenderedPageBreak/>
               <w:t>quantidade</w:t>
             </w:r>
           </w:p>
@@ -2592,12 +2581,6 @@
         </w:tc>
       </w:tr>
       <w:tr>
-        <w:tblPrEx>
-          <w:tblCellMar>
-            <w:top w:w="0" w:type="dxa"/>
-            <w:bottom w:w="0" w:type="dxa"/>
-          </w:tblCellMar>
-        </w:tblPrEx>
         <w:trPr>
           <w:cantSplit/>
         </w:trPr>
@@ -2723,12 +2706,6 @@
         </w:tc>
       </w:tr>
       <w:tr>
-        <w:tblPrEx>
-          <w:tblCellMar>
-            <w:top w:w="0" w:type="dxa"/>
-            <w:bottom w:w="0" w:type="dxa"/>
-          </w:tblCellMar>
-        </w:tblPrEx>
         <w:trPr>
           <w:cantSplit/>
         </w:trPr>
@@ -2852,12 +2829,6 @@
         </w:tc>
       </w:tr>
       <w:tr>
-        <w:tblPrEx>
-          <w:tblCellMar>
-            <w:top w:w="0" w:type="dxa"/>
-            <w:bottom w:w="0" w:type="dxa"/>
-          </w:tblCellMar>
-        </w:tblPrEx>
         <w:trPr>
           <w:cantSplit/>
         </w:trPr>
@@ -2983,12 +2954,6 @@
         </w:tc>
       </w:tr>
       <w:tr>
-        <w:tblPrEx>
-          <w:tblCellMar>
-            <w:top w:w="0" w:type="dxa"/>
-            <w:bottom w:w="0" w:type="dxa"/>
-          </w:tblCellMar>
-        </w:tblPrEx>
         <w:trPr>
           <w:cantSplit/>
         </w:trPr>
@@ -3105,12 +3070,6 @@
         </w:tc>
       </w:tr>
       <w:tr>
-        <w:tblPrEx>
-          <w:tblCellMar>
-            <w:top w:w="0" w:type="dxa"/>
-            <w:bottom w:w="0" w:type="dxa"/>
-          </w:tblCellMar>
-        </w:tblPrEx>
         <w:trPr>
           <w:cantSplit/>
         </w:trPr>
@@ -3227,12 +3186,6 @@
         </w:tc>
       </w:tr>
       <w:tr>
-        <w:tblPrEx>
-          <w:tblCellMar>
-            <w:top w:w="0" w:type="dxa"/>
-            <w:bottom w:w="0" w:type="dxa"/>
-          </w:tblCellMar>
-        </w:tblPrEx>
         <w:trPr>
           <w:cantSplit/>
         </w:trPr>
@@ -3367,6 +3320,66 @@
       </w:pPr>
       <w:r>
         <w:t>4.3 Personalização do item</w:t>
+      </w:r>
+    </w:p>
+    <w:p>
+      <w:pPr>
+        <w:keepNext/>
+        <w:spacing w:after="120" w:line="360" w:lineRule="auto"/>
+        <w:ind w:firstLine="709"/>
+        <w:jc w:val="both"/>
+        <w:rPr>
+          <w:b/>
+          <w:bCs/>
+        </w:rPr>
+      </w:pPr>
+      <w:r>
+        <w:rPr>
+          <w:b/>
+          <w:bCs/>
+        </w:rPr>
+        <w:t xml:space="preserve">Tabela: </w:t>
+      </w:r>
+      <w:proofErr w:type="spellStart"/>
+      <w:r>
+        <w:t>item_pedido_personalizacao</w:t>
+      </w:r>
+      <w:proofErr w:type="spellEnd"/>
+      <w:r>
+        <w:rPr>
+          <w:b/>
+          <w:bCs/>
+        </w:rPr>
+        <w:t xml:space="preserve">. </w:t>
+      </w:r>
+    </w:p>
+    <w:p>
+      <w:pPr>
+        <w:keepNext/>
+        <w:spacing w:after="120" w:line="360" w:lineRule="auto"/>
+        <w:ind w:firstLine="709"/>
+        <w:jc w:val="both"/>
+        <w:rPr>
+          <w:b/>
+          <w:bCs/>
+        </w:rPr>
+      </w:pPr>
+      <w:r>
+        <w:rPr>
+          <w:b/>
+          <w:bCs/>
+        </w:rPr>
+        <w:t xml:space="preserve">Granularidade: </w:t>
+      </w:r>
+      <w:r>
+        <w:t>um registro por personalização escolhida em um item</w:t>
+      </w:r>
+      <w:r>
+        <w:rPr>
+          <w:b/>
+          <w:bCs/>
+        </w:rPr>
+        <w:t xml:space="preserve">. </w:t>
       </w:r>
     </w:p>
     <w:p>
@@ -3381,29 +3394,7 @@
           <w:b/>
           <w:bCs/>
         </w:rPr>
-        <w:t xml:space="preserve">Tabela: </w:t>
-      </w:r>
-      <w:proofErr w:type="spellStart"/>
-      <w:r>
-        <w:t>item_pedido_personalizacao</w:t>
-      </w:r>
-      <w:proofErr w:type="spellEnd"/>
-      <w:r>
-        <w:rPr>
-          <w:b/>
-          <w:bCs/>
-        </w:rPr>
-        <w:t xml:space="preserve">. Granularidade: </w:t>
-      </w:r>
-      <w:r>
-        <w:t>um registro por personalização escolhida em um item</w:t>
-      </w:r>
-      <w:r>
-        <w:rPr>
-          <w:b/>
-          <w:bCs/>
-        </w:rPr>
-        <w:t xml:space="preserve">. Chave primária: </w:t>
+        <w:t xml:space="preserve">Chave primária: </w:t>
       </w:r>
       <w:r>
         <w:t>id.</w:t>
@@ -3456,12 +3447,6 @@
         <w:gridCol w:w="1750"/>
       </w:tblGrid>
       <w:tr>
-        <w:tblPrEx>
-          <w:tblCellMar>
-            <w:top w:w="0" w:type="dxa"/>
-            <w:bottom w:w="0" w:type="dxa"/>
-          </w:tblCellMar>
-        </w:tblPrEx>
         <w:trPr>
           <w:tblHeader/>
         </w:trPr>
@@ -3587,12 +3572,6 @@
         </w:tc>
       </w:tr>
       <w:tr>
-        <w:tblPrEx>
-          <w:tblCellMar>
-            <w:top w:w="0" w:type="dxa"/>
-            <w:bottom w:w="0" w:type="dxa"/>
-          </w:tblCellMar>
-        </w:tblPrEx>
         <w:trPr>
           <w:cantSplit/>
         </w:trPr>
@@ -3707,12 +3686,6 @@
         </w:tc>
       </w:tr>
       <w:tr>
-        <w:tblPrEx>
-          <w:tblCellMar>
-            <w:top w:w="0" w:type="dxa"/>
-            <w:bottom w:w="0" w:type="dxa"/>
-          </w:tblCellMar>
-        </w:tblPrEx>
         <w:trPr>
           <w:cantSplit/>
         </w:trPr>
@@ -3845,12 +3818,6 @@
         </w:tc>
       </w:tr>
       <w:tr>
-        <w:tblPrEx>
-          <w:tblCellMar>
-            <w:top w:w="0" w:type="dxa"/>
-            <w:bottom w:w="0" w:type="dxa"/>
-          </w:tblCellMar>
-        </w:tblPrEx>
         <w:trPr>
           <w:cantSplit/>
         </w:trPr>
@@ -4000,7 +3967,66 @@
         <w:pStyle w:val="Ttulo2"/>
       </w:pPr>
       <w:r>
+        <w:lastRenderedPageBreak/>
         <w:t>4.4 Status</w:t>
+      </w:r>
+    </w:p>
+    <w:p>
+      <w:pPr>
+        <w:keepNext/>
+        <w:spacing w:after="120" w:line="360" w:lineRule="auto"/>
+        <w:ind w:firstLine="709"/>
+        <w:jc w:val="both"/>
+        <w:rPr>
+          <w:b/>
+          <w:bCs/>
+        </w:rPr>
+      </w:pPr>
+      <w:r>
+        <w:rPr>
+          <w:b/>
+          <w:bCs/>
+        </w:rPr>
+        <w:t xml:space="preserve">Tabela: </w:t>
+      </w:r>
+      <w:r>
+        <w:t>status</w:t>
+      </w:r>
+      <w:r>
+        <w:rPr>
+          <w:b/>
+          <w:bCs/>
+        </w:rPr>
+        <w:t xml:space="preserve">. </w:t>
+      </w:r>
+    </w:p>
+    <w:p>
+      <w:pPr>
+        <w:keepNext/>
+        <w:spacing w:after="120" w:line="360" w:lineRule="auto"/>
+        <w:ind w:firstLine="709"/>
+        <w:jc w:val="both"/>
+        <w:rPr>
+          <w:b/>
+          <w:bCs/>
+        </w:rPr>
+      </w:pPr>
+      <w:r>
+        <w:rPr>
+          <w:b/>
+          <w:bCs/>
+        </w:rPr>
+        <w:t xml:space="preserve">Granularidade: </w:t>
+      </w:r>
+      <w:r>
+        <w:t>um registro por situação possível do pedido</w:t>
+      </w:r>
+      <w:r>
+        <w:rPr>
+          <w:b/>
+          <w:bCs/>
+        </w:rPr>
+        <w:t xml:space="preserve">. </w:t>
       </w:r>
     </w:p>
     <w:p>
@@ -4015,27 +4041,7 @@
           <w:b/>
           <w:bCs/>
         </w:rPr>
-        <w:t xml:space="preserve">Tabela: </w:t>
-      </w:r>
-      <w:r>
-        <w:t>status</w:t>
-      </w:r>
-      <w:r>
-        <w:rPr>
-          <w:b/>
-          <w:bCs/>
-        </w:rPr>
-        <w:t xml:space="preserve">. Granularidade: </w:t>
-      </w:r>
-      <w:r>
-        <w:t>um registro por situação possível do pedido</w:t>
-      </w:r>
-      <w:r>
-        <w:rPr>
-          <w:b/>
-          <w:bCs/>
-        </w:rPr>
-        <w:t xml:space="preserve">. Chave primária: </w:t>
+        <w:t xml:space="preserve">Chave primária: </w:t>
       </w:r>
       <w:r>
         <w:t>id.</w:t>
@@ -4079,12 +4085,6 @@
         <w:gridCol w:w="1750"/>
       </w:tblGrid>
       <w:tr>
-        <w:tblPrEx>
-          <w:tblCellMar>
-            <w:top w:w="0" w:type="dxa"/>
-            <w:bottom w:w="0" w:type="dxa"/>
-          </w:tblCellMar>
-        </w:tblPrEx>
         <w:trPr>
           <w:tblHeader/>
         </w:trPr>
@@ -4210,12 +4210,6 @@
         </w:tc>
       </w:tr>
       <w:tr>
-        <w:tblPrEx>
-          <w:tblCellMar>
-            <w:top w:w="0" w:type="dxa"/>
-            <w:bottom w:w="0" w:type="dxa"/>
-          </w:tblCellMar>
-        </w:tblPrEx>
         <w:trPr>
           <w:cantSplit/>
         </w:trPr>
@@ -4330,12 +4324,6 @@
         </w:tc>
       </w:tr>
       <w:tr>
-        <w:tblPrEx>
-          <w:tblCellMar>
-            <w:top w:w="0" w:type="dxa"/>
-            <w:bottom w:w="0" w:type="dxa"/>
-          </w:tblCellMar>
-        </w:tblPrEx>
         <w:trPr>
           <w:cantSplit/>
         </w:trPr>
@@ -4501,8 +4489,65 @@
         <w:pStyle w:val="Ttulo2"/>
       </w:pPr>
       <w:r>
-        <w:lastRenderedPageBreak/>
         <w:t>4.5 Produto</w:t>
+      </w:r>
+    </w:p>
+    <w:p>
+      <w:pPr>
+        <w:keepNext/>
+        <w:spacing w:after="120" w:line="360" w:lineRule="auto"/>
+        <w:ind w:firstLine="709"/>
+        <w:jc w:val="both"/>
+        <w:rPr>
+          <w:b/>
+          <w:bCs/>
+        </w:rPr>
+      </w:pPr>
+      <w:r>
+        <w:rPr>
+          <w:b/>
+          <w:bCs/>
+        </w:rPr>
+        <w:t xml:space="preserve">Tabela: </w:t>
+      </w:r>
+      <w:r>
+        <w:t>produto</w:t>
+      </w:r>
+      <w:r>
+        <w:rPr>
+          <w:b/>
+          <w:bCs/>
+        </w:rPr>
+        <w:t xml:space="preserve">. </w:t>
+      </w:r>
+    </w:p>
+    <w:p>
+      <w:pPr>
+        <w:keepNext/>
+        <w:spacing w:after="120" w:line="360" w:lineRule="auto"/>
+        <w:ind w:firstLine="709"/>
+        <w:jc w:val="both"/>
+        <w:rPr>
+          <w:b/>
+          <w:bCs/>
+        </w:rPr>
+      </w:pPr>
+      <w:r>
+        <w:rPr>
+          <w:b/>
+          <w:bCs/>
+        </w:rPr>
+        <w:t xml:space="preserve">Granularidade: </w:t>
+      </w:r>
+      <w:r>
+        <w:t>um registro por item do cardápio</w:t>
+      </w:r>
+      <w:r>
+        <w:rPr>
+          <w:b/>
+          <w:bCs/>
+        </w:rPr>
+        <w:t xml:space="preserve">. </w:t>
       </w:r>
     </w:p>
     <w:p>
@@ -4517,27 +4562,7 @@
           <w:b/>
           <w:bCs/>
         </w:rPr>
-        <w:t xml:space="preserve">Tabela: </w:t>
-      </w:r>
-      <w:r>
-        <w:t>produto</w:t>
-      </w:r>
-      <w:r>
-        <w:rPr>
-          <w:b/>
-          <w:bCs/>
-        </w:rPr>
-        <w:t xml:space="preserve">. Granularidade: </w:t>
-      </w:r>
-      <w:r>
-        <w:t>um registro por item do cardápio</w:t>
-      </w:r>
-      <w:r>
-        <w:rPr>
-          <w:b/>
-          <w:bCs/>
-        </w:rPr>
-        <w:t xml:space="preserve">. Chave primária: </w:t>
+        <w:t xml:space="preserve">Chave primária: </w:t>
       </w:r>
       <w:r>
         <w:t>id.</w:t>
@@ -4581,12 +4606,6 @@
         <w:gridCol w:w="1750"/>
       </w:tblGrid>
       <w:tr>
-        <w:tblPrEx>
-          <w:tblCellMar>
-            <w:top w:w="0" w:type="dxa"/>
-            <w:bottom w:w="0" w:type="dxa"/>
-          </w:tblCellMar>
-        </w:tblPrEx>
         <w:trPr>
           <w:tblHeader/>
         </w:trPr>
@@ -4712,12 +4731,6 @@
         </w:tc>
       </w:tr>
       <w:tr>
-        <w:tblPrEx>
-          <w:tblCellMar>
-            <w:top w:w="0" w:type="dxa"/>
-            <w:bottom w:w="0" w:type="dxa"/>
-          </w:tblCellMar>
-        </w:tblPrEx>
         <w:trPr>
           <w:cantSplit/>
         </w:trPr>
@@ -4832,12 +4845,6 @@
         </w:tc>
       </w:tr>
       <w:tr>
-        <w:tblPrEx>
-          <w:tblCellMar>
-            <w:top w:w="0" w:type="dxa"/>
-            <w:bottom w:w="0" w:type="dxa"/>
-          </w:tblCellMar>
-        </w:tblPrEx>
         <w:trPr>
           <w:cantSplit/>
         </w:trPr>
@@ -4961,12 +4968,6 @@
         </w:tc>
       </w:tr>
       <w:tr>
-        <w:tblPrEx>
-          <w:tblCellMar>
-            <w:top w:w="0" w:type="dxa"/>
-            <w:bottom w:w="0" w:type="dxa"/>
-          </w:tblCellMar>
-        </w:tblPrEx>
         <w:trPr>
           <w:cantSplit/>
         </w:trPr>
@@ -5083,12 +5084,6 @@
         </w:tc>
       </w:tr>
       <w:tr>
-        <w:tblPrEx>
-          <w:tblCellMar>
-            <w:top w:w="0" w:type="dxa"/>
-            <w:bottom w:w="0" w:type="dxa"/>
-          </w:tblCellMar>
-        </w:tblPrEx>
         <w:trPr>
           <w:cantSplit/>
         </w:trPr>
@@ -5214,12 +5209,6 @@
         </w:tc>
       </w:tr>
       <w:tr>
-        <w:tblPrEx>
-          <w:tblCellMar>
-            <w:top w:w="0" w:type="dxa"/>
-            <w:bottom w:w="0" w:type="dxa"/>
-          </w:tblCellMar>
-        </w:tblPrEx>
         <w:trPr>
           <w:cantSplit/>
         </w:trPr>
@@ -5354,12 +5343,6 @@
         </w:tc>
       </w:tr>
       <w:tr>
-        <w:tblPrEx>
-          <w:tblCellMar>
-            <w:top w:w="0" w:type="dxa"/>
-            <w:bottom w:w="0" w:type="dxa"/>
-          </w:tblCellMar>
-        </w:tblPrEx>
         <w:trPr>
           <w:cantSplit/>
         </w:trPr>
@@ -5485,12 +5468,6 @@
         </w:tc>
       </w:tr>
       <w:tr>
-        <w:tblPrEx>
-          <w:tblCellMar>
-            <w:top w:w="0" w:type="dxa"/>
-            <w:bottom w:w="0" w:type="dxa"/>
-          </w:tblCellMar>
-        </w:tblPrEx>
         <w:trPr>
           <w:cantSplit/>
         </w:trPr>
@@ -5622,7 +5599,77 @@
         <w:pStyle w:val="Ttulo2"/>
       </w:pPr>
       <w:r>
+        <w:lastRenderedPageBreak/>
         <w:t>4.6 Tamanho e preço por tamanho</w:t>
+      </w:r>
+    </w:p>
+    <w:p>
+      <w:pPr>
+        <w:keepNext/>
+        <w:spacing w:after="120" w:line="360" w:lineRule="auto"/>
+        <w:ind w:firstLine="709"/>
+        <w:jc w:val="both"/>
+        <w:rPr>
+          <w:b/>
+          <w:bCs/>
+        </w:rPr>
+      </w:pPr>
+      <w:r>
+        <w:rPr>
+          <w:b/>
+          <w:bCs/>
+        </w:rPr>
+        <w:t xml:space="preserve">Tabelas: </w:t>
+      </w:r>
+      <w:r>
+        <w:t xml:space="preserve">tamanho e </w:t>
+      </w:r>
+      <w:proofErr w:type="spellStart"/>
+      <w:r>
+        <w:t>produto_tamanho</w:t>
+      </w:r>
+      <w:proofErr w:type="spellEnd"/>
+      <w:r>
+        <w:rPr>
+          <w:b/>
+          <w:bCs/>
+        </w:rPr>
+        <w:t xml:space="preserve">. </w:t>
+      </w:r>
+    </w:p>
+    <w:p>
+      <w:pPr>
+        <w:keepNext/>
+        <w:spacing w:after="120" w:line="360" w:lineRule="auto"/>
+        <w:ind w:firstLine="709"/>
+        <w:jc w:val="both"/>
+        <w:rPr>
+          <w:b/>
+          <w:bCs/>
+        </w:rPr>
+      </w:pPr>
+      <w:r>
+        <w:rPr>
+          <w:b/>
+          <w:bCs/>
+        </w:rPr>
+        <w:t xml:space="preserve">Granularidade: </w:t>
+      </w:r>
+      <w:r>
+        <w:t>um registro por tamanho e um por combinação produto</w:t>
+      </w:r>
+      <w:r>
+        <w:t>/</w:t>
+      </w:r>
+      <w:r>
+        <w:t>tamanho</w:t>
+      </w:r>
+      <w:r>
+        <w:rPr>
+          <w:b/>
+          <w:bCs/>
+        </w:rPr>
+        <w:t xml:space="preserve">. </w:t>
       </w:r>
     </w:p>
     <w:p>
@@ -5637,35 +5684,10 @@
           <w:b/>
           <w:bCs/>
         </w:rPr>
-        <w:t xml:space="preserve">Tabelas: </w:t>
-      </w:r>
-      <w:r>
-        <w:t xml:space="preserve">tamanho e </w:t>
-      </w:r>
-      <w:proofErr w:type="spellStart"/>
-      <w:r>
-        <w:t>produto_tamanho</w:t>
-      </w:r>
-      <w:proofErr w:type="spellEnd"/>
-      <w:r>
-        <w:rPr>
-          <w:b/>
-          <w:bCs/>
-        </w:rPr>
-        <w:t xml:space="preserve">. Granularidade: </w:t>
-      </w:r>
-      <w:r>
-        <w:t>um registro por tamanho e um por combinação produto–tamanho</w:t>
-      </w:r>
-      <w:r>
-        <w:rPr>
-          <w:b/>
-          <w:bCs/>
-        </w:rPr>
-        <w:t xml:space="preserve">. Chave primária: </w:t>
-      </w:r>
-      <w:r>
-        <w:t>id. Um produto com tamanhos cadastrados só pode ser vendido com um tamanho escolhido.</w:t>
+        <w:t xml:space="preserve">Chave primária: </w:t>
+      </w:r>
+      <w:r>
+        <w:t>id.</w:t>
       </w:r>
     </w:p>
     <w:p>
@@ -5715,12 +5737,6 @@
         <w:gridCol w:w="1650"/>
       </w:tblGrid>
       <w:tr>
-        <w:tblPrEx>
-          <w:tblCellMar>
-            <w:top w:w="0" w:type="dxa"/>
-            <w:bottom w:w="0" w:type="dxa"/>
-          </w:tblCellMar>
-        </w:tblPrEx>
         <w:trPr>
           <w:tblHeader/>
         </w:trPr>
@@ -5846,12 +5862,6 @@
         </w:tc>
       </w:tr>
       <w:tr>
-        <w:tblPrEx>
-          <w:tblCellMar>
-            <w:top w:w="0" w:type="dxa"/>
-            <w:bottom w:w="0" w:type="dxa"/>
-          </w:tblCellMar>
-        </w:tblPrEx>
         <w:trPr>
           <w:cantSplit/>
         </w:trPr>
@@ -5966,12 +5976,6 @@
         </w:tc>
       </w:tr>
       <w:tr>
-        <w:tblPrEx>
-          <w:tblCellMar>
-            <w:top w:w="0" w:type="dxa"/>
-            <w:bottom w:w="0" w:type="dxa"/>
-          </w:tblCellMar>
-        </w:tblPrEx>
         <w:trPr>
           <w:cantSplit/>
         </w:trPr>
@@ -6099,12 +6103,6 @@
         </w:tc>
       </w:tr>
       <w:tr>
-        <w:tblPrEx>
-          <w:tblCellMar>
-            <w:top w:w="0" w:type="dxa"/>
-            <w:bottom w:w="0" w:type="dxa"/>
-          </w:tblCellMar>
-        </w:tblPrEx>
         <w:trPr>
           <w:cantSplit/>
         </w:trPr>
@@ -6231,12 +6229,6 @@
         </w:tc>
       </w:tr>
       <w:tr>
-        <w:tblPrEx>
-          <w:tblCellMar>
-            <w:top w:w="0" w:type="dxa"/>
-            <w:bottom w:w="0" w:type="dxa"/>
-          </w:tblCellMar>
-        </w:tblPrEx>
         <w:trPr>
           <w:cantSplit/>
         </w:trPr>
@@ -6371,12 +6363,6 @@
         </w:tc>
       </w:tr>
       <w:tr>
-        <w:tblPrEx>
-          <w:tblCellMar>
-            <w:top w:w="0" w:type="dxa"/>
-            <w:bottom w:w="0" w:type="dxa"/>
-          </w:tblCellMar>
-        </w:tblPrEx>
         <w:trPr>
           <w:cantSplit/>
         </w:trPr>
@@ -6511,12 +6497,6 @@
         </w:tc>
       </w:tr>
       <w:tr>
-        <w:tblPrEx>
-          <w:tblCellMar>
-            <w:top w:w="0" w:type="dxa"/>
-            <w:bottom w:w="0" w:type="dxa"/>
-          </w:tblCellMar>
-        </w:tblPrEx>
         <w:trPr>
           <w:cantSplit/>
         </w:trPr>
@@ -6743,12 +6723,6 @@
         <w:gridCol w:w="2384"/>
       </w:tblGrid>
       <w:tr>
-        <w:tblPrEx>
-          <w:tblCellMar>
-            <w:top w:w="0" w:type="dxa"/>
-            <w:bottom w:w="0" w:type="dxa"/>
-          </w:tblCellMar>
-        </w:tblPrEx>
         <w:trPr>
           <w:tblHeader/>
         </w:trPr>
@@ -6874,12 +6848,6 @@
         </w:tc>
       </w:tr>
       <w:tr>
-        <w:tblPrEx>
-          <w:tblCellMar>
-            <w:top w:w="0" w:type="dxa"/>
-            <w:bottom w:w="0" w:type="dxa"/>
-          </w:tblCellMar>
-        </w:tblPrEx>
         <w:trPr>
           <w:cantSplit/>
         </w:trPr>
@@ -6994,12 +6962,6 @@
         </w:tc>
       </w:tr>
       <w:tr>
-        <w:tblPrEx>
-          <w:tblCellMar>
-            <w:top w:w="0" w:type="dxa"/>
-            <w:bottom w:w="0" w:type="dxa"/>
-          </w:tblCellMar>
-        </w:tblPrEx>
         <w:trPr>
           <w:cantSplit/>
         </w:trPr>
@@ -7127,12 +7089,6 @@
         </w:tc>
       </w:tr>
       <w:tr>
-        <w:tblPrEx>
-          <w:tblCellMar>
-            <w:top w:w="0" w:type="dxa"/>
-            <w:bottom w:w="0" w:type="dxa"/>
-          </w:tblCellMar>
-        </w:tblPrEx>
         <w:trPr>
           <w:cantSplit/>
         </w:trPr>
@@ -7162,7 +7118,6 @@
                 <w:sz w:val="18"/>
                 <w:szCs w:val="18"/>
               </w:rPr>
-              <w:lastRenderedPageBreak/>
               <w:t>categoria.tipo</w:t>
             </w:r>
             <w:proofErr w:type="gramEnd"/>
@@ -7276,12 +7231,6 @@
         </w:tc>
       </w:tr>
       <w:tr>
-        <w:tblPrEx>
-          <w:tblCellMar>
-            <w:top w:w="0" w:type="dxa"/>
-            <w:bottom w:w="0" w:type="dxa"/>
-          </w:tblCellMar>
-        </w:tblPrEx>
         <w:trPr>
           <w:cantSplit/>
         </w:trPr>
@@ -7396,12 +7345,6 @@
         </w:tc>
       </w:tr>
       <w:tr>
-        <w:tblPrEx>
-          <w:tblCellMar>
-            <w:top w:w="0" w:type="dxa"/>
-            <w:bottom w:w="0" w:type="dxa"/>
-          </w:tblCellMar>
-        </w:tblPrEx>
         <w:trPr>
           <w:cantSplit/>
         </w:trPr>
@@ -7529,12 +7472,6 @@
         </w:tc>
       </w:tr>
       <w:tr>
-        <w:tblPrEx>
-          <w:tblCellMar>
-            <w:top w:w="0" w:type="dxa"/>
-            <w:bottom w:w="0" w:type="dxa"/>
-          </w:tblCellMar>
-        </w:tblPrEx>
         <w:trPr>
           <w:cantSplit/>
         </w:trPr>
@@ -7649,12 +7586,6 @@
         </w:tc>
       </w:tr>
       <w:tr>
-        <w:tblPrEx>
-          <w:tblCellMar>
-            <w:top w:w="0" w:type="dxa"/>
-            <w:bottom w:w="0" w:type="dxa"/>
-          </w:tblCellMar>
-        </w:tblPrEx>
         <w:trPr>
           <w:cantSplit/>
         </w:trPr>
@@ -7782,12 +7713,6 @@
         </w:tc>
       </w:tr>
       <w:tr>
-        <w:tblPrEx>
-          <w:tblCellMar>
-            <w:top w:w="0" w:type="dxa"/>
-            <w:bottom w:w="0" w:type="dxa"/>
-          </w:tblCellMar>
-        </w:tblPrEx>
         <w:trPr>
           <w:cantSplit/>
         </w:trPr>
@@ -7915,12 +7840,6 @@
         </w:tc>
       </w:tr>
       <w:tr>
-        <w:tblPrEx>
-          <w:tblCellMar>
-            <w:top w:w="0" w:type="dxa"/>
-            <w:bottom w:w="0" w:type="dxa"/>
-          </w:tblCellMar>
-        </w:tblPrEx>
         <w:trPr>
           <w:cantSplit/>
         </w:trPr>
@@ -8082,12 +8001,6 @@
         </w:tc>
       </w:tr>
       <w:tr>
-        <w:tblPrEx>
-          <w:tblCellMar>
-            <w:top w:w="0" w:type="dxa"/>
-            <w:bottom w:w="0" w:type="dxa"/>
-          </w:tblCellMar>
-        </w:tblPrEx>
         <w:trPr>
           <w:cantSplit/>
         </w:trPr>
@@ -8206,12 +8119,6 @@
         </w:tc>
       </w:tr>
       <w:tr>
-        <w:tblPrEx>
-          <w:tblCellMar>
-            <w:top w:w="0" w:type="dxa"/>
-            <w:bottom w:w="0" w:type="dxa"/>
-          </w:tblCellMar>
-        </w:tblPrEx>
         <w:trPr>
           <w:cantSplit/>
         </w:trPr>
@@ -8347,6 +8254,7 @@
         <w:pStyle w:val="Ttulo2"/>
       </w:pPr>
       <w:r>
+        <w:lastRenderedPageBreak/>
         <w:t>4.8 Tabelas auxiliares do cardápio</w:t>
       </w:r>
     </w:p>
@@ -8357,7 +8265,10 @@
         <w:jc w:val="both"/>
       </w:pPr>
       <w:r>
-        <w:t>Tabelas de cadastro e de associação usadas pelo cardápio; não entram nas análises de movimento.</w:t>
+        <w:t>Tabelas de cadastro e de associação usadas pelo cardápio</w:t>
+      </w:r>
+      <w:r>
+        <w:t>.</w:t>
       </w:r>
     </w:p>
     <w:p>
@@ -8397,12 +8308,6 @@
         <w:gridCol w:w="2800"/>
       </w:tblGrid>
       <w:tr>
-        <w:tblPrEx>
-          <w:tblCellMar>
-            <w:top w:w="0" w:type="dxa"/>
-            <w:bottom w:w="0" w:type="dxa"/>
-          </w:tblCellMar>
-        </w:tblPrEx>
         <w:trPr>
           <w:tblHeader/>
         </w:trPr>
@@ -8498,12 +8403,6 @@
         </w:tc>
       </w:tr>
       <w:tr>
-        <w:tblPrEx>
-          <w:tblCellMar>
-            <w:top w:w="0" w:type="dxa"/>
-            <w:bottom w:w="0" w:type="dxa"/>
-          </w:tblCellMar>
-        </w:tblPrEx>
         <w:trPr>
           <w:cantSplit/>
         </w:trPr>
@@ -8593,12 +8492,6 @@
         </w:tc>
       </w:tr>
       <w:tr>
-        <w:tblPrEx>
-          <w:tblCellMar>
-            <w:top w:w="0" w:type="dxa"/>
-            <w:bottom w:w="0" w:type="dxa"/>
-          </w:tblCellMar>
-        </w:tblPrEx>
         <w:trPr>
           <w:cantSplit/>
         </w:trPr>
@@ -8686,12 +8579,6 @@
         </w:tc>
       </w:tr>
       <w:tr>
-        <w:tblPrEx>
-          <w:tblCellMar>
-            <w:top w:w="0" w:type="dxa"/>
-            <w:bottom w:w="0" w:type="dxa"/>
-          </w:tblCellMar>
-        </w:tblPrEx>
         <w:trPr>
           <w:cantSplit/>
         </w:trPr>
@@ -8806,12 +8693,6 @@
         </w:tc>
       </w:tr>
       <w:tr>
-        <w:tblPrEx>
-          <w:tblCellMar>
-            <w:top w:w="0" w:type="dxa"/>
-            <w:bottom w:w="0" w:type="dxa"/>
-          </w:tblCellMar>
-        </w:tblPrEx>
         <w:trPr>
           <w:cantSplit/>
         </w:trPr>
@@ -8926,12 +8807,6 @@
         </w:tc>
       </w:tr>
       <w:tr>
-        <w:tblPrEx>
-          <w:tblCellMar>
-            <w:top w:w="0" w:type="dxa"/>
-            <w:bottom w:w="0" w:type="dxa"/>
-          </w:tblCellMar>
-        </w:tblPrEx>
         <w:trPr>
           <w:cantSplit/>
         </w:trPr>
@@ -9063,7 +8938,6 @@
         <w:pStyle w:val="Ttulo1"/>
       </w:pPr>
       <w:r>
-        <w:lastRenderedPageBreak/>
         <w:t>5 DADOS EXTERNOS</w:t>
       </w:r>
     </w:p>
@@ -9073,6 +8947,72 @@
       </w:pPr>
       <w:r>
         <w:t>5.1 Calendário</w:t>
+      </w:r>
+    </w:p>
+    <w:p>
+      <w:pPr>
+        <w:keepNext/>
+        <w:spacing w:after="120" w:line="360" w:lineRule="auto"/>
+        <w:ind w:firstLine="709"/>
+        <w:jc w:val="both"/>
+        <w:rPr>
+          <w:b/>
+          <w:bCs/>
+        </w:rPr>
+      </w:pPr>
+      <w:r>
+        <w:rPr>
+          <w:b/>
+          <w:bCs/>
+        </w:rPr>
+        <w:t xml:space="preserve">Arquivo: </w:t>
+      </w:r>
+      <w:r>
+        <w:t>dados/</w:t>
+      </w:r>
+      <w:proofErr w:type="spellStart"/>
+      <w:r>
+        <w:t>silver</w:t>
+      </w:r>
+      <w:proofErr w:type="spellEnd"/>
+      <w:r>
+        <w:t>/feriados/calendario_silver.csv</w:t>
+      </w:r>
+      <w:r>
+        <w:rPr>
+          <w:b/>
+          <w:bCs/>
+        </w:rPr>
+        <w:t xml:space="preserve">. </w:t>
+      </w:r>
+    </w:p>
+    <w:p>
+      <w:pPr>
+        <w:keepNext/>
+        <w:spacing w:after="120" w:line="360" w:lineRule="auto"/>
+        <w:ind w:firstLine="709"/>
+        <w:jc w:val="both"/>
+        <w:rPr>
+          <w:b/>
+          <w:bCs/>
+        </w:rPr>
+      </w:pPr>
+      <w:r>
+        <w:rPr>
+          <w:b/>
+          <w:bCs/>
+        </w:rPr>
+        <w:t xml:space="preserve">Granularidade: </w:t>
+      </w:r>
+      <w:r>
+        <w:t>um registro por dia, de 01/01/2026 a 31/12/2027</w:t>
+      </w:r>
+      <w:r>
+        <w:rPr>
+          <w:b/>
+          <w:bCs/>
+        </w:rPr>
+        <w:t xml:space="preserve">. </w:t>
       </w:r>
     </w:p>
     <w:p>
@@ -9087,38 +9027,10 @@
           <w:b/>
           <w:bCs/>
         </w:rPr>
-        <w:t xml:space="preserve">Arquivo: </w:t>
-      </w:r>
-      <w:r>
-        <w:t>dados/</w:t>
-      </w:r>
-      <w:proofErr w:type="spellStart"/>
-      <w:r>
-        <w:t>silver</w:t>
-      </w:r>
-      <w:proofErr w:type="spellEnd"/>
-      <w:r>
-        <w:t>/feriados/calendario_silver.csv</w:t>
-      </w:r>
-      <w:r>
-        <w:rPr>
-          <w:b/>
-          <w:bCs/>
-        </w:rPr>
-        <w:t xml:space="preserve">. Granularidade: </w:t>
-      </w:r>
-      <w:r>
-        <w:t>um registro por dia, de 01/01/2026 a 31/12/2027</w:t>
-      </w:r>
-      <w:r>
-        <w:rPr>
-          <w:b/>
-          <w:bCs/>
-        </w:rPr>
-        <w:t xml:space="preserve">. Chave primária: </w:t>
-      </w:r>
-      <w:r>
-        <w:t>data. É a tabela de referência do modelo: pedidos e clima se ligam a ela pela data.</w:t>
+        <w:t xml:space="preserve">Chave primária: </w:t>
+      </w:r>
+      <w:r>
+        <w:t>data.</w:t>
       </w:r>
     </w:p>
     <w:p>
@@ -9168,12 +9080,6 @@
         <w:gridCol w:w="1750"/>
       </w:tblGrid>
       <w:tr>
-        <w:tblPrEx>
-          <w:tblCellMar>
-            <w:top w:w="0" w:type="dxa"/>
-            <w:bottom w:w="0" w:type="dxa"/>
-          </w:tblCellMar>
-        </w:tblPrEx>
         <w:trPr>
           <w:tblHeader/>
         </w:trPr>
@@ -9299,12 +9205,6 @@
         </w:tc>
       </w:tr>
       <w:tr>
-        <w:tblPrEx>
-          <w:tblCellMar>
-            <w:top w:w="0" w:type="dxa"/>
-            <w:bottom w:w="0" w:type="dxa"/>
-          </w:tblCellMar>
-        </w:tblPrEx>
         <w:trPr>
           <w:cantSplit/>
         </w:trPr>
@@ -9419,12 +9319,6 @@
         </w:tc>
       </w:tr>
       <w:tr>
-        <w:tblPrEx>
-          <w:tblCellMar>
-            <w:top w:w="0" w:type="dxa"/>
-            <w:bottom w:w="0" w:type="dxa"/>
-          </w:tblCellMar>
-        </w:tblPrEx>
         <w:trPr>
           <w:cantSplit/>
         </w:trPr>
@@ -9539,12 +9433,6 @@
         </w:tc>
       </w:tr>
       <w:tr>
-        <w:tblPrEx>
-          <w:tblCellMar>
-            <w:top w:w="0" w:type="dxa"/>
-            <w:bottom w:w="0" w:type="dxa"/>
-          </w:tblCellMar>
-        </w:tblPrEx>
         <w:trPr>
           <w:cantSplit/>
         </w:trPr>
@@ -9661,12 +9549,6 @@
         </w:tc>
       </w:tr>
       <w:tr>
-        <w:tblPrEx>
-          <w:tblCellMar>
-            <w:top w:w="0" w:type="dxa"/>
-            <w:bottom w:w="0" w:type="dxa"/>
-          </w:tblCellMar>
-        </w:tblPrEx>
         <w:trPr>
           <w:cantSplit/>
         </w:trPr>
@@ -9792,12 +9674,6 @@
         </w:tc>
       </w:tr>
       <w:tr>
-        <w:tblPrEx>
-          <w:tblCellMar>
-            <w:top w:w="0" w:type="dxa"/>
-            <w:bottom w:w="0" w:type="dxa"/>
-          </w:tblCellMar>
-        </w:tblPrEx>
         <w:trPr>
           <w:cantSplit/>
         </w:trPr>
@@ -9914,12 +9790,6 @@
         </w:tc>
       </w:tr>
       <w:tr>
-        <w:tblPrEx>
-          <w:tblCellMar>
-            <w:top w:w="0" w:type="dxa"/>
-            <w:bottom w:w="0" w:type="dxa"/>
-          </w:tblCellMar>
-        </w:tblPrEx>
         <w:trPr>
           <w:cantSplit/>
         </w:trPr>
@@ -10036,12 +9906,6 @@
         </w:tc>
       </w:tr>
       <w:tr>
-        <w:tblPrEx>
-          <w:tblCellMar>
-            <w:top w:w="0" w:type="dxa"/>
-            <w:bottom w:w="0" w:type="dxa"/>
-          </w:tblCellMar>
-        </w:tblPrEx>
         <w:trPr>
           <w:cantSplit/>
         </w:trPr>
@@ -10167,12 +10031,6 @@
         </w:tc>
       </w:tr>
       <w:tr>
-        <w:tblPrEx>
-          <w:tblCellMar>
-            <w:top w:w="0" w:type="dxa"/>
-            <w:bottom w:w="0" w:type="dxa"/>
-          </w:tblCellMar>
-        </w:tblPrEx>
         <w:trPr>
           <w:cantSplit/>
         </w:trPr>
@@ -10298,12 +10156,6 @@
         </w:tc>
       </w:tr>
       <w:tr>
-        <w:tblPrEx>
-          <w:tblCellMar>
-            <w:top w:w="0" w:type="dxa"/>
-            <w:bottom w:w="0" w:type="dxa"/>
-          </w:tblCellMar>
-        </w:tblPrEx>
         <w:trPr>
           <w:cantSplit/>
         </w:trPr>
@@ -10420,12 +10272,6 @@
         </w:tc>
       </w:tr>
       <w:tr>
-        <w:tblPrEx>
-          <w:tblCellMar>
-            <w:top w:w="0" w:type="dxa"/>
-            <w:bottom w:w="0" w:type="dxa"/>
-          </w:tblCellMar>
-        </w:tblPrEx>
         <w:trPr>
           <w:cantSplit/>
         </w:trPr>
@@ -10542,12 +10388,6 @@
         </w:tc>
       </w:tr>
       <w:tr>
-        <w:tblPrEx>
-          <w:tblCellMar>
-            <w:top w:w="0" w:type="dxa"/>
-            <w:bottom w:w="0" w:type="dxa"/>
-          </w:tblCellMar>
-        </w:tblPrEx>
         <w:trPr>
           <w:cantSplit/>
         </w:trPr>
@@ -10681,7 +10521,74 @@
         <w:pStyle w:val="Ttulo2"/>
       </w:pPr>
       <w:r>
+        <w:lastRenderedPageBreak/>
         <w:t>5.2 Feriados</w:t>
+      </w:r>
+    </w:p>
+    <w:p>
+      <w:pPr>
+        <w:keepNext/>
+        <w:spacing w:after="120" w:line="360" w:lineRule="auto"/>
+        <w:ind w:firstLine="709"/>
+        <w:jc w:val="both"/>
+        <w:rPr>
+          <w:b/>
+          <w:bCs/>
+        </w:rPr>
+      </w:pPr>
+      <w:r>
+        <w:rPr>
+          <w:b/>
+          <w:bCs/>
+        </w:rPr>
+        <w:t xml:space="preserve">Arquivo: </w:t>
+      </w:r>
+      <w:r>
+        <w:t>dados/</w:t>
+      </w:r>
+      <w:proofErr w:type="spellStart"/>
+      <w:r>
+        <w:t>silver</w:t>
+      </w:r>
+      <w:proofErr w:type="spellEnd"/>
+      <w:r>
+        <w:t>/feriados/feriados_silver.csv</w:t>
+      </w:r>
+      <w:r>
+        <w:rPr>
+          <w:b/>
+          <w:bCs/>
+        </w:rPr>
+        <w:t xml:space="preserve">. </w:t>
+      </w:r>
+    </w:p>
+    <w:p>
+      <w:pPr>
+        <w:keepNext/>
+        <w:spacing w:after="120" w:line="360" w:lineRule="auto"/>
+        <w:ind w:firstLine="709"/>
+        <w:jc w:val="both"/>
+        <w:rPr>
+          <w:b/>
+          <w:bCs/>
+        </w:rPr>
+      </w:pPr>
+      <w:r>
+        <w:rPr>
+          <w:b/>
+          <w:bCs/>
+        </w:rPr>
+        <w:t xml:space="preserve">Granularidade: </w:t>
+      </w:r>
+      <w:r>
+        <w:t>um registro por feriado</w:t>
+      </w:r>
+      <w:r>
+        <w:rPr>
+          <w:b/>
+          <w:bCs/>
+        </w:rPr>
+        <w:t xml:space="preserve">. </w:t>
       </w:r>
     </w:p>
     <w:p>
@@ -10696,46 +10603,18 @@
           <w:b/>
           <w:bCs/>
         </w:rPr>
-        <w:t xml:space="preserve">Arquivo: </w:t>
-      </w:r>
-      <w:r>
-        <w:t>dados/</w:t>
+        <w:t xml:space="preserve">Chave primária: </w:t>
+      </w:r>
+      <w:r>
+        <w:t xml:space="preserve">data. Os feriados nacionais vêm da </w:t>
       </w:r>
       <w:proofErr w:type="spellStart"/>
       <w:r>
-        <w:t>silver</w:t>
+        <w:t>BrasilAPI</w:t>
       </w:r>
       <w:proofErr w:type="spellEnd"/>
       <w:r>
-        <w:t>/feriados/feriados_silver.csv</w:t>
-      </w:r>
-      <w:r>
-        <w:rPr>
-          <w:b/>
-          <w:bCs/>
-        </w:rPr>
-        <w:t xml:space="preserve">. Granularidade: </w:t>
-      </w:r>
-      <w:r>
-        <w:t>um registro por feriado</w:t>
-      </w:r>
-      <w:r>
-        <w:rPr>
-          <w:b/>
-          <w:bCs/>
-        </w:rPr>
-        <w:t xml:space="preserve">. Chave primária: </w:t>
-      </w:r>
-      <w:r>
-        <w:t xml:space="preserve">data. Os feriados nacionais vêm da </w:t>
-      </w:r>
-      <w:proofErr w:type="spellStart"/>
-      <w:r>
-        <w:t>BrasilAPI</w:t>
-      </w:r>
-      <w:proofErr w:type="spellEnd"/>
-      <w:r>
-        <w:t>; os estaduais e municipais, que a API não cobre, são definidos pela legislação.</w:t>
+        <w:t>.</w:t>
       </w:r>
     </w:p>
     <w:p>
@@ -10785,12 +10664,6 @@
         <w:gridCol w:w="1750"/>
       </w:tblGrid>
       <w:tr>
-        <w:tblPrEx>
-          <w:tblCellMar>
-            <w:top w:w="0" w:type="dxa"/>
-            <w:bottom w:w="0" w:type="dxa"/>
-          </w:tblCellMar>
-        </w:tblPrEx>
         <w:trPr>
           <w:tblHeader/>
         </w:trPr>
@@ -10916,12 +10789,6 @@
         </w:tc>
       </w:tr>
       <w:tr>
-        <w:tblPrEx>
-          <w:tblCellMar>
-            <w:top w:w="0" w:type="dxa"/>
-            <w:bottom w:w="0" w:type="dxa"/>
-          </w:tblCellMar>
-        </w:tblPrEx>
         <w:trPr>
           <w:cantSplit/>
         </w:trPr>
@@ -11036,12 +10903,6 @@
         </w:tc>
       </w:tr>
       <w:tr>
-        <w:tblPrEx>
-          <w:tblCellMar>
-            <w:top w:w="0" w:type="dxa"/>
-            <w:bottom w:w="0" w:type="dxa"/>
-          </w:tblCellMar>
-        </w:tblPrEx>
         <w:trPr>
           <w:cantSplit/>
         </w:trPr>
@@ -11167,12 +11028,6 @@
         </w:tc>
       </w:tr>
       <w:tr>
-        <w:tblPrEx>
-          <w:tblCellMar>
-            <w:top w:w="0" w:type="dxa"/>
-            <w:bottom w:w="0" w:type="dxa"/>
-          </w:tblCellMar>
-        </w:tblPrEx>
         <w:trPr>
           <w:cantSplit/>
         </w:trPr>
@@ -11296,12 +11151,6 @@
         </w:tc>
       </w:tr>
       <w:tr>
-        <w:tblPrEx>
-          <w:tblCellMar>
-            <w:top w:w="0" w:type="dxa"/>
-            <w:bottom w:w="0" w:type="dxa"/>
-          </w:tblCellMar>
-        </w:tblPrEx>
         <w:trPr>
           <w:cantSplit/>
         </w:trPr>
@@ -11425,12 +11274,6 @@
         </w:tc>
       </w:tr>
       <w:tr>
-        <w:tblPrEx>
-          <w:tblCellMar>
-            <w:top w:w="0" w:type="dxa"/>
-            <w:bottom w:w="0" w:type="dxa"/>
-          </w:tblCellMar>
-        </w:tblPrEx>
         <w:trPr>
           <w:cantSplit/>
         </w:trPr>
@@ -11572,12 +11415,6 @@
         </w:tc>
       </w:tr>
       <w:tr>
-        <w:tblPrEx>
-          <w:tblCellMar>
-            <w:top w:w="0" w:type="dxa"/>
-            <w:bottom w:w="0" w:type="dxa"/>
-          </w:tblCellMar>
-        </w:tblPrEx>
         <w:trPr>
           <w:cantSplit/>
         </w:trPr>
@@ -11606,7 +11443,6 @@
                 <w:sz w:val="18"/>
                 <w:szCs w:val="18"/>
               </w:rPr>
-              <w:lastRenderedPageBreak/>
               <w:t>base_legal</w:t>
             </w:r>
             <w:proofErr w:type="spellEnd"/>
@@ -11738,6 +11574,80 @@
       </w:pPr>
       <w:r>
         <w:t>5.3 Clima diário</w:t>
+      </w:r>
+    </w:p>
+    <w:p>
+      <w:pPr>
+        <w:keepNext/>
+        <w:spacing w:after="120" w:line="360" w:lineRule="auto"/>
+        <w:ind w:firstLine="709"/>
+        <w:jc w:val="both"/>
+        <w:rPr>
+          <w:b/>
+          <w:bCs/>
+        </w:rPr>
+      </w:pPr>
+      <w:r>
+        <w:rPr>
+          <w:b/>
+          <w:bCs/>
+        </w:rPr>
+        <w:t xml:space="preserve">Arquivo: </w:t>
+      </w:r>
+      <w:r>
+        <w:t>dados/</w:t>
+      </w:r>
+      <w:proofErr w:type="spellStart"/>
+      <w:r>
+        <w:t>silver</w:t>
+      </w:r>
+      <w:proofErr w:type="spellEnd"/>
+      <w:r>
+        <w:t>/</w:t>
+      </w:r>
+      <w:proofErr w:type="spellStart"/>
+      <w:r>
+        <w:t>open_meteo</w:t>
+      </w:r>
+      <w:proofErr w:type="spellEnd"/>
+      <w:r>
+        <w:t>/clima_diario_silver.csv</w:t>
+      </w:r>
+      <w:r>
+        <w:rPr>
+          <w:b/>
+          <w:bCs/>
+        </w:rPr>
+        <w:t xml:space="preserve">. </w:t>
+      </w:r>
+    </w:p>
+    <w:p>
+      <w:pPr>
+        <w:keepNext/>
+        <w:spacing w:after="120" w:line="360" w:lineRule="auto"/>
+        <w:ind w:firstLine="709"/>
+        <w:jc w:val="both"/>
+        <w:rPr>
+          <w:b/>
+          <w:bCs/>
+        </w:rPr>
+      </w:pPr>
+      <w:r>
+        <w:rPr>
+          <w:b/>
+          <w:bCs/>
+        </w:rPr>
+        <w:t xml:space="preserve">Granularidade: </w:t>
+      </w:r>
+      <w:r>
+        <w:t>um registro por dia</w:t>
+      </w:r>
+      <w:r>
+        <w:rPr>
+          <w:b/>
+          <w:bCs/>
+        </w:rPr>
+        <w:t xml:space="preserve">. </w:t>
       </w:r>
     </w:p>
     <w:p>
@@ -11752,46 +11662,10 @@
           <w:b/>
           <w:bCs/>
         </w:rPr>
-        <w:t xml:space="preserve">Arquivo: </w:t>
-      </w:r>
-      <w:r>
-        <w:t>dados/</w:t>
-      </w:r>
-      <w:proofErr w:type="spellStart"/>
-      <w:r>
-        <w:t>silver</w:t>
-      </w:r>
-      <w:proofErr w:type="spellEnd"/>
-      <w:r>
-        <w:t>/</w:t>
-      </w:r>
-      <w:proofErr w:type="spellStart"/>
-      <w:r>
-        <w:t>open_meteo</w:t>
-      </w:r>
-      <w:proofErr w:type="spellEnd"/>
-      <w:r>
-        <w:t>/clima_diario_silver.csv</w:t>
-      </w:r>
-      <w:r>
-        <w:rPr>
-          <w:b/>
-          <w:bCs/>
-        </w:rPr>
-        <w:t xml:space="preserve">. Granularidade: </w:t>
-      </w:r>
-      <w:r>
-        <w:t>um registro por dia</w:t>
-      </w:r>
-      <w:r>
-        <w:rPr>
-          <w:b/>
-          <w:bCs/>
-        </w:rPr>
-        <w:t xml:space="preserve">. Chave primária: </w:t>
-      </w:r>
-      <w:r>
-        <w:t>data. Salvo indicação contrária, os valores resumem o horário comercial (faixas das 10h às 18h).</w:t>
+        <w:t xml:space="preserve">Chave primária: </w:t>
+      </w:r>
+      <w:r>
+        <w:t>data.</w:t>
       </w:r>
     </w:p>
     <w:p>
@@ -11841,12 +11715,6 @@
         <w:gridCol w:w="1750"/>
       </w:tblGrid>
       <w:tr>
-        <w:tblPrEx>
-          <w:tblCellMar>
-            <w:top w:w="0" w:type="dxa"/>
-            <w:bottom w:w="0" w:type="dxa"/>
-          </w:tblCellMar>
-        </w:tblPrEx>
         <w:trPr>
           <w:tblHeader/>
         </w:trPr>
@@ -11972,12 +11840,6 @@
         </w:tc>
       </w:tr>
       <w:tr>
-        <w:tblPrEx>
-          <w:tblCellMar>
-            <w:top w:w="0" w:type="dxa"/>
-            <w:bottom w:w="0" w:type="dxa"/>
-          </w:tblCellMar>
-        </w:tblPrEx>
         <w:trPr>
           <w:cantSplit/>
         </w:trPr>
@@ -12092,12 +11954,6 @@
         </w:tc>
       </w:tr>
       <w:tr>
-        <w:tblPrEx>
-          <w:tblCellMar>
-            <w:top w:w="0" w:type="dxa"/>
-            <w:bottom w:w="0" w:type="dxa"/>
-          </w:tblCellMar>
-        </w:tblPrEx>
         <w:trPr>
           <w:cantSplit/>
         </w:trPr>
@@ -12223,12 +12079,6 @@
         </w:tc>
       </w:tr>
       <w:tr>
-        <w:tblPrEx>
-          <w:tblCellMar>
-            <w:top w:w="0" w:type="dxa"/>
-            <w:bottom w:w="0" w:type="dxa"/>
-          </w:tblCellMar>
-        </w:tblPrEx>
         <w:trPr>
           <w:cantSplit/>
         </w:trPr>
@@ -12372,12 +12222,6 @@
         </w:tc>
       </w:tr>
       <w:tr>
-        <w:tblPrEx>
-          <w:tblCellMar>
-            <w:top w:w="0" w:type="dxa"/>
-            <w:bottom w:w="0" w:type="dxa"/>
-          </w:tblCellMar>
-        </w:tblPrEx>
         <w:trPr>
           <w:cantSplit/>
         </w:trPr>
@@ -12503,12 +12347,6 @@
         </w:tc>
       </w:tr>
       <w:tr>
-        <w:tblPrEx>
-          <w:tblCellMar>
-            <w:top w:w="0" w:type="dxa"/>
-            <w:bottom w:w="0" w:type="dxa"/>
-          </w:tblCellMar>
-        </w:tblPrEx>
         <w:trPr>
           <w:cantSplit/>
         </w:trPr>
@@ -12634,12 +12472,6 @@
         </w:tc>
       </w:tr>
       <w:tr>
-        <w:tblPrEx>
-          <w:tblCellMar>
-            <w:top w:w="0" w:type="dxa"/>
-            <w:bottom w:w="0" w:type="dxa"/>
-          </w:tblCellMar>
-        </w:tblPrEx>
         <w:trPr>
           <w:cantSplit/>
         </w:trPr>
@@ -12783,12 +12615,6 @@
         </w:tc>
       </w:tr>
       <w:tr>
-        <w:tblPrEx>
-          <w:tblCellMar>
-            <w:top w:w="0" w:type="dxa"/>
-            <w:bottom w:w="0" w:type="dxa"/>
-          </w:tblCellMar>
-        </w:tblPrEx>
         <w:trPr>
           <w:cantSplit/>
         </w:trPr>
@@ -12932,12 +12758,6 @@
         </w:tc>
       </w:tr>
       <w:tr>
-        <w:tblPrEx>
-          <w:tblCellMar>
-            <w:top w:w="0" w:type="dxa"/>
-            <w:bottom w:w="0" w:type="dxa"/>
-          </w:tblCellMar>
-        </w:tblPrEx>
         <w:trPr>
           <w:cantSplit/>
         </w:trPr>
@@ -13063,12 +12883,6 @@
         </w:tc>
       </w:tr>
       <w:tr>
-        <w:tblPrEx>
-          <w:tblCellMar>
-            <w:top w:w="0" w:type="dxa"/>
-            <w:bottom w:w="0" w:type="dxa"/>
-          </w:tblCellMar>
-        </w:tblPrEx>
         <w:trPr>
           <w:cantSplit/>
         </w:trPr>
@@ -13194,12 +13008,6 @@
         </w:tc>
       </w:tr>
       <w:tr>
-        <w:tblPrEx>
-          <w:tblCellMar>
-            <w:top w:w="0" w:type="dxa"/>
-            <w:bottom w:w="0" w:type="dxa"/>
-          </w:tblCellMar>
-        </w:tblPrEx>
         <w:trPr>
           <w:cantSplit/>
         </w:trPr>
@@ -13325,12 +13133,6 @@
         </w:tc>
       </w:tr>
       <w:tr>
-        <w:tblPrEx>
-          <w:tblCellMar>
-            <w:top w:w="0" w:type="dxa"/>
-            <w:bottom w:w="0" w:type="dxa"/>
-          </w:tblCellMar>
-        </w:tblPrEx>
         <w:trPr>
           <w:cantSplit/>
         </w:trPr>
@@ -13447,12 +13249,6 @@
         </w:tc>
       </w:tr>
       <w:tr>
-        <w:tblPrEx>
-          <w:tblCellMar>
-            <w:top w:w="0" w:type="dxa"/>
-            <w:bottom w:w="0" w:type="dxa"/>
-          </w:tblCellMar>
-        </w:tblPrEx>
         <w:trPr>
           <w:cantSplit/>
         </w:trPr>
@@ -13578,12 +13374,6 @@
         </w:tc>
       </w:tr>
       <w:tr>
-        <w:tblPrEx>
-          <w:tblCellMar>
-            <w:top w:w="0" w:type="dxa"/>
-            <w:bottom w:w="0" w:type="dxa"/>
-          </w:tblCellMar>
-        </w:tblPrEx>
         <w:trPr>
           <w:cantSplit/>
         </w:trPr>
@@ -13612,6 +13402,7 @@
                 <w:sz w:val="18"/>
                 <w:szCs w:val="18"/>
               </w:rPr>
+              <w:lastRenderedPageBreak/>
               <w:t>condicao_dia</w:t>
             </w:r>
             <w:proofErr w:type="spellEnd"/>
@@ -13709,12 +13500,6 @@
         </w:tc>
       </w:tr>
       <w:tr>
-        <w:tblPrEx>
-          <w:tblCellMar>
-            <w:top w:w="0" w:type="dxa"/>
-            <w:bottom w:w="0" w:type="dxa"/>
-          </w:tblCellMar>
-        </w:tblPrEx>
         <w:trPr>
           <w:cantSplit/>
         </w:trPr>
@@ -13849,12 +13634,6 @@
         </w:tc>
       </w:tr>
       <w:tr>
-        <w:tblPrEx>
-          <w:tblCellMar>
-            <w:top w:w="0" w:type="dxa"/>
-            <w:bottom w:w="0" w:type="dxa"/>
-          </w:tblCellMar>
-        </w:tblPrEx>
         <w:trPr>
           <w:cantSplit/>
         </w:trPr>
@@ -13971,12 +13750,6 @@
         </w:tc>
       </w:tr>
       <w:tr>
-        <w:tblPrEx>
-          <w:tblCellMar>
-            <w:top w:w="0" w:type="dxa"/>
-            <w:bottom w:w="0" w:type="dxa"/>
-          </w:tblCellMar>
-        </w:tblPrEx>
         <w:trPr>
           <w:cantSplit/>
         </w:trPr>
@@ -14093,12 +13866,6 @@
         </w:tc>
       </w:tr>
       <w:tr>
-        <w:tblPrEx>
-          <w:tblCellMar>
-            <w:top w:w="0" w:type="dxa"/>
-            <w:bottom w:w="0" w:type="dxa"/>
-          </w:tblCellMar>
-        </w:tblPrEx>
         <w:trPr>
           <w:cantSplit/>
         </w:trPr>
@@ -14247,12 +14014,6 @@
         </w:tc>
       </w:tr>
       <w:tr>
-        <w:tblPrEx>
-          <w:tblCellMar>
-            <w:top w:w="0" w:type="dxa"/>
-            <w:bottom w:w="0" w:type="dxa"/>
-          </w:tblCellMar>
-        </w:tblPrEx>
         <w:trPr>
           <w:cantSplit/>
         </w:trPr>
@@ -14395,8 +14156,81 @@
         <w:pStyle w:val="Ttulo2"/>
       </w:pPr>
       <w:r>
-        <w:lastRenderedPageBreak/>
         <w:t>5.4 Clima horário</w:t>
+      </w:r>
+    </w:p>
+    <w:p>
+      <w:pPr>
+        <w:keepNext/>
+        <w:spacing w:after="120" w:line="360" w:lineRule="auto"/>
+        <w:ind w:firstLine="709"/>
+        <w:jc w:val="both"/>
+        <w:rPr>
+          <w:b/>
+          <w:bCs/>
+        </w:rPr>
+      </w:pPr>
+      <w:r>
+        <w:rPr>
+          <w:b/>
+          <w:bCs/>
+        </w:rPr>
+        <w:t xml:space="preserve">Arquivo: </w:t>
+      </w:r>
+      <w:r>
+        <w:t>dados/</w:t>
+      </w:r>
+      <w:proofErr w:type="spellStart"/>
+      <w:r>
+        <w:t>silver</w:t>
+      </w:r>
+      <w:proofErr w:type="spellEnd"/>
+      <w:r>
+        <w:t>/</w:t>
+      </w:r>
+      <w:proofErr w:type="spellStart"/>
+      <w:r>
+        <w:t>open_meteo</w:t>
+      </w:r>
+      <w:proofErr w:type="spellEnd"/>
+      <w:r>
+        <w:t>/clima_horario_silver.csv</w:t>
+      </w:r>
+      <w:r>
+        <w:rPr>
+          <w:b/>
+          <w:bCs/>
+        </w:rPr>
+        <w:t xml:space="preserve">. </w:t>
+      </w:r>
+    </w:p>
+    <w:p>
+      <w:pPr>
+        <w:keepNext/>
+        <w:spacing w:after="120" w:line="360" w:lineRule="auto"/>
+        <w:ind w:firstLine="709"/>
+        <w:jc w:val="both"/>
+        <w:rPr>
+          <w:b/>
+          <w:bCs/>
+        </w:rPr>
+      </w:pPr>
+      <w:r>
+        <w:rPr>
+          <w:b/>
+          <w:bCs/>
+        </w:rPr>
+        <w:t xml:space="preserve">Granularidade: </w:t>
+      </w:r>
+      <w:r>
+        <w:t>um registro por hora</w:t>
+      </w:r>
+      <w:r>
+        <w:rPr>
+          <w:b/>
+          <w:bCs/>
+        </w:rPr>
+        <w:t xml:space="preserve">. </w:t>
       </w:r>
     </w:p>
     <w:p>
@@ -14411,51 +14245,15 @@
           <w:b/>
           <w:bCs/>
         </w:rPr>
-        <w:t xml:space="preserve">Arquivo: </w:t>
-      </w:r>
-      <w:r>
-        <w:t>dados/</w:t>
+        <w:t xml:space="preserve">Chave primária: </w:t>
       </w:r>
       <w:proofErr w:type="spellStart"/>
       <w:r>
-        <w:t>silver</w:t>
+        <w:t>data_hora</w:t>
       </w:r>
       <w:proofErr w:type="spellEnd"/>
       <w:r>
-        <w:t>/</w:t>
-      </w:r>
-      <w:proofErr w:type="spellStart"/>
-      <w:r>
-        <w:t>open_meteo</w:t>
-      </w:r>
-      <w:proofErr w:type="spellEnd"/>
-      <w:r>
-        <w:t>/clima_horario_silver.csv</w:t>
-      </w:r>
-      <w:r>
-        <w:rPr>
-          <w:b/>
-          <w:bCs/>
-        </w:rPr>
-        <w:t xml:space="preserve">. Granularidade: </w:t>
-      </w:r>
-      <w:r>
-        <w:t>um registro por hora</w:t>
-      </w:r>
-      <w:r>
-        <w:rPr>
-          <w:b/>
-          <w:bCs/>
-        </w:rPr>
-        <w:t xml:space="preserve">. Chave primária: </w:t>
-      </w:r>
-      <w:proofErr w:type="spellStart"/>
-      <w:r>
-        <w:t>data_hora</w:t>
-      </w:r>
-      <w:proofErr w:type="spellEnd"/>
-      <w:r>
-        <w:t>. Usada para cruzar o clima com o movimento de cada hora.</w:t>
+        <w:t>.</w:t>
       </w:r>
     </w:p>
     <w:p>
@@ -14505,12 +14303,6 @@
         <w:gridCol w:w="1747"/>
       </w:tblGrid>
       <w:tr>
-        <w:tblPrEx>
-          <w:tblCellMar>
-            <w:top w:w="0" w:type="dxa"/>
-            <w:bottom w:w="0" w:type="dxa"/>
-          </w:tblCellMar>
-        </w:tblPrEx>
         <w:trPr>
           <w:tblHeader/>
         </w:trPr>
@@ -14636,12 +14428,6 @@
         </w:tc>
       </w:tr>
       <w:tr>
-        <w:tblPrEx>
-          <w:tblCellMar>
-            <w:top w:w="0" w:type="dxa"/>
-            <w:bottom w:w="0" w:type="dxa"/>
-          </w:tblCellMar>
-        </w:tblPrEx>
         <w:trPr>
           <w:cantSplit/>
         </w:trPr>
@@ -14756,12 +14542,6 @@
         </w:tc>
       </w:tr>
       <w:tr>
-        <w:tblPrEx>
-          <w:tblCellMar>
-            <w:top w:w="0" w:type="dxa"/>
-            <w:bottom w:w="0" w:type="dxa"/>
-          </w:tblCellMar>
-        </w:tblPrEx>
         <w:trPr>
           <w:cantSplit/>
         </w:trPr>
@@ -14876,12 +14656,6 @@
         </w:tc>
       </w:tr>
       <w:tr>
-        <w:tblPrEx>
-          <w:tblCellMar>
-            <w:top w:w="0" w:type="dxa"/>
-            <w:bottom w:w="0" w:type="dxa"/>
-          </w:tblCellMar>
-        </w:tblPrEx>
         <w:trPr>
           <w:cantSplit/>
         </w:trPr>
@@ -14998,12 +14772,6 @@
         </w:tc>
       </w:tr>
       <w:tr>
-        <w:tblPrEx>
-          <w:tblCellMar>
-            <w:top w:w="0" w:type="dxa"/>
-            <w:bottom w:w="0" w:type="dxa"/>
-          </w:tblCellMar>
-        </w:tblPrEx>
         <w:trPr>
           <w:cantSplit/>
         </w:trPr>
@@ -15129,12 +14897,6 @@
         </w:tc>
       </w:tr>
       <w:tr>
-        <w:tblPrEx>
-          <w:tblCellMar>
-            <w:top w:w="0" w:type="dxa"/>
-            <w:bottom w:w="0" w:type="dxa"/>
-          </w:tblCellMar>
-        </w:tblPrEx>
         <w:trPr>
           <w:cantSplit/>
         </w:trPr>
@@ -15260,12 +15022,6 @@
         </w:tc>
       </w:tr>
       <w:tr>
-        <w:tblPrEx>
-          <w:tblCellMar>
-            <w:top w:w="0" w:type="dxa"/>
-            <w:bottom w:w="0" w:type="dxa"/>
-          </w:tblCellMar>
-        </w:tblPrEx>
         <w:trPr>
           <w:cantSplit/>
         </w:trPr>
@@ -15391,12 +15147,6 @@
         </w:tc>
       </w:tr>
       <w:tr>
-        <w:tblPrEx>
-          <w:tblCellMar>
-            <w:top w:w="0" w:type="dxa"/>
-            <w:bottom w:w="0" w:type="dxa"/>
-          </w:tblCellMar>
-        </w:tblPrEx>
         <w:trPr>
           <w:cantSplit/>
         </w:trPr>
@@ -15522,12 +15272,6 @@
         </w:tc>
       </w:tr>
       <w:tr>
-        <w:tblPrEx>
-          <w:tblCellMar>
-            <w:top w:w="0" w:type="dxa"/>
-            <w:bottom w:w="0" w:type="dxa"/>
-          </w:tblCellMar>
-        </w:tblPrEx>
         <w:trPr>
           <w:cantSplit/>
         </w:trPr>
@@ -15653,12 +15397,6 @@
         </w:tc>
       </w:tr>
       <w:tr>
-        <w:tblPrEx>
-          <w:tblCellMar>
-            <w:top w:w="0" w:type="dxa"/>
-            <w:bottom w:w="0" w:type="dxa"/>
-          </w:tblCellMar>
-        </w:tblPrEx>
         <w:trPr>
           <w:cantSplit/>
         </w:trPr>
@@ -15784,12 +15522,6 @@
         </w:tc>
       </w:tr>
       <w:tr>
-        <w:tblPrEx>
-          <w:tblCellMar>
-            <w:top w:w="0" w:type="dxa"/>
-            <w:bottom w:w="0" w:type="dxa"/>
-          </w:tblCellMar>
-        </w:tblPrEx>
         <w:trPr>
           <w:cantSplit/>
         </w:trPr>
@@ -15906,12 +15638,6 @@
         </w:tc>
       </w:tr>
       <w:tr>
-        <w:tblPrEx>
-          <w:tblCellMar>
-            <w:top w:w="0" w:type="dxa"/>
-            <w:bottom w:w="0" w:type="dxa"/>
-          </w:tblCellMar>
-        </w:tblPrEx>
         <w:trPr>
           <w:cantSplit/>
         </w:trPr>
@@ -16037,12 +15763,6 @@
         </w:tc>
       </w:tr>
       <w:tr>
-        <w:tblPrEx>
-          <w:tblCellMar>
-            <w:top w:w="0" w:type="dxa"/>
-            <w:bottom w:w="0" w:type="dxa"/>
-          </w:tblCellMar>
-        </w:tblPrEx>
         <w:trPr>
           <w:cantSplit/>
         </w:trPr>
@@ -16159,12 +15879,6 @@
         </w:tc>
       </w:tr>
       <w:tr>
-        <w:tblPrEx>
-          <w:tblCellMar>
-            <w:top w:w="0" w:type="dxa"/>
-            <w:bottom w:w="0" w:type="dxa"/>
-          </w:tblCellMar>
-        </w:tblPrEx>
         <w:trPr>
           <w:cantSplit/>
         </w:trPr>
@@ -16323,6 +16037,7 @@
         <w:pStyle w:val="Ttulo1"/>
       </w:pPr>
       <w:r>
+        <w:lastRenderedPageBreak/>
         <w:t>6 INDICADORES DA DASHBOARD</w:t>
       </w:r>
     </w:p>
@@ -16341,7 +16056,7 @@
       </w:r>
       <w:proofErr w:type="spellEnd"/>
       <w:r>
-        <w:t xml:space="preserve"> para o período escolhido e comparados com o período anterior de mesmo tamanho. Pedidos cancelados não entram nos indicadores, exceto na contagem de cancelados. A meta de tempo é de 10 minutos.</w:t>
+        <w:t xml:space="preserve"> para o período escolhido e comparados com o período anterior de mesmo tamanho.</w:t>
       </w:r>
     </w:p>
     <w:p>
@@ -16381,12 +16096,6 @@
         <w:gridCol w:w="2500"/>
       </w:tblGrid>
       <w:tr>
-        <w:tblPrEx>
-          <w:tblCellMar>
-            <w:top w:w="0" w:type="dxa"/>
-            <w:bottom w:w="0" w:type="dxa"/>
-          </w:tblCellMar>
-        </w:tblPrEx>
         <w:trPr>
           <w:tblHeader/>
         </w:trPr>
@@ -16482,12 +16191,6 @@
         </w:tc>
       </w:tr>
       <w:tr>
-        <w:tblPrEx>
-          <w:tblCellMar>
-            <w:top w:w="0" w:type="dxa"/>
-            <w:bottom w:w="0" w:type="dxa"/>
-          </w:tblCellMar>
-        </w:tblPrEx>
         <w:trPr>
           <w:cantSplit/>
         </w:trPr>
@@ -16599,12 +16302,6 @@
         </w:tc>
       </w:tr>
       <w:tr>
-        <w:tblPrEx>
-          <w:tblCellMar>
-            <w:top w:w="0" w:type="dxa"/>
-            <w:bottom w:w="0" w:type="dxa"/>
-          </w:tblCellMar>
-        </w:tblPrEx>
         <w:trPr>
           <w:cantSplit/>
         </w:trPr>
@@ -16691,12 +16388,6 @@
         </w:tc>
       </w:tr>
       <w:tr>
-        <w:tblPrEx>
-          <w:tblCellMar>
-            <w:top w:w="0" w:type="dxa"/>
-            <w:bottom w:w="0" w:type="dxa"/>
-          </w:tblCellMar>
-        </w:tblPrEx>
         <w:trPr>
           <w:cantSplit/>
         </w:trPr>
@@ -16783,12 +16474,6 @@
         </w:tc>
       </w:tr>
       <w:tr>
-        <w:tblPrEx>
-          <w:tblCellMar>
-            <w:top w:w="0" w:type="dxa"/>
-            <w:bottom w:w="0" w:type="dxa"/>
-          </w:tblCellMar>
-        </w:tblPrEx>
         <w:trPr>
           <w:cantSplit/>
         </w:trPr>
@@ -16900,12 +16585,6 @@
         </w:tc>
       </w:tr>
       <w:tr>
-        <w:tblPrEx>
-          <w:tblCellMar>
-            <w:top w:w="0" w:type="dxa"/>
-            <w:bottom w:w="0" w:type="dxa"/>
-          </w:tblCellMar>
-        </w:tblPrEx>
         <w:trPr>
           <w:cantSplit/>
         </w:trPr>
@@ -17017,12 +16696,6 @@
         </w:tc>
       </w:tr>
       <w:tr>
-        <w:tblPrEx>
-          <w:tblCellMar>
-            <w:top w:w="0" w:type="dxa"/>
-            <w:bottom w:w="0" w:type="dxa"/>
-          </w:tblCellMar>
-        </w:tblPrEx>
         <w:trPr>
           <w:cantSplit/>
         </w:trPr>
@@ -17109,12 +16782,6 @@
         </w:tc>
       </w:tr>
       <w:tr>
-        <w:tblPrEx>
-          <w:tblCellMar>
-            <w:top w:w="0" w:type="dxa"/>
-            <w:bottom w:w="0" w:type="dxa"/>
-          </w:tblCellMar>
-        </w:tblPrEx>
         <w:trPr>
           <w:cantSplit/>
         </w:trPr>
@@ -17201,12 +16868,6 @@
         </w:tc>
       </w:tr>
       <w:tr>
-        <w:tblPrEx>
-          <w:tblCellMar>
-            <w:top w:w="0" w:type="dxa"/>
-            <w:bottom w:w="0" w:type="dxa"/>
-          </w:tblCellMar>
-        </w:tblPrEx>
         <w:trPr>
           <w:cantSplit/>
         </w:trPr>
@@ -17233,7 +16894,6 @@
                 <w:sz w:val="18"/>
                 <w:szCs w:val="18"/>
               </w:rPr>
-              <w:lastRenderedPageBreak/>
               <w:t>Limite de pedidos por hora</w:t>
             </w:r>
           </w:p>
@@ -17294,12 +16954,6 @@
         </w:tc>
       </w:tr>
       <w:tr>
-        <w:tblPrEx>
-          <w:tblCellMar>
-            <w:top w:w="0" w:type="dxa"/>
-            <w:bottom w:w="0" w:type="dxa"/>
-          </w:tblCellMar>
-        </w:tblPrEx>
         <w:trPr>
           <w:cantSplit/>
         </w:trPr>
@@ -17413,7 +17067,7 @@
         <w:jc w:val="both"/>
       </w:pPr>
       <w:r>
-        <w:t>No banco, as tabelas se ligam por chaves estrangeiras: um pedido tem vários itens, cada item aponta para um produto e, opcionalmente, para um tamanho, e pode ter várias personalizações. Entre o banco e as bases externas, a ligação é feita pela data e pela hora do pedido.</w:t>
+        <w:t>No banco, as tabelas se ligam por chaves estrangeiras: um pedido tem vários itens, cada item aponta para um produto e opcionalmente para um tamanho, e pode ter várias personalizações.</w:t>
       </w:r>
     </w:p>
     <w:p>
@@ -17454,12 +17108,6 @@
         <w:gridCol w:w="1800"/>
       </w:tblGrid>
       <w:tr>
-        <w:tblPrEx>
-          <w:tblCellMar>
-            <w:top w:w="0" w:type="dxa"/>
-            <w:bottom w:w="0" w:type="dxa"/>
-          </w:tblCellMar>
-        </w:tblPrEx>
         <w:trPr>
           <w:tblHeader/>
         </w:trPr>
@@ -17585,12 +17233,6 @@
         </w:tc>
       </w:tr>
       <w:tr>
-        <w:tblPrEx>
-          <w:tblCellMar>
-            <w:top w:w="0" w:type="dxa"/>
-            <w:bottom w:w="0" w:type="dxa"/>
-          </w:tblCellMar>
-        </w:tblPrEx>
         <w:trPr>
           <w:cantSplit/>
         </w:trPr>
@@ -17757,12 +17399,6 @@
         </w:tc>
       </w:tr>
       <w:tr>
-        <w:tblPrEx>
-          <w:tblCellMar>
-            <w:top w:w="0" w:type="dxa"/>
-            <w:bottom w:w="0" w:type="dxa"/>
-          </w:tblCellMar>
-        </w:tblPrEx>
         <w:trPr>
           <w:cantSplit/>
         </w:trPr>
@@ -17906,12 +17542,6 @@
         </w:tc>
       </w:tr>
       <w:tr>
-        <w:tblPrEx>
-          <w:tblCellMar>
-            <w:top w:w="0" w:type="dxa"/>
-            <w:bottom w:w="0" w:type="dxa"/>
-          </w:tblCellMar>
-        </w:tblPrEx>
         <w:trPr>
           <w:cantSplit/>
         </w:trPr>
@@ -18055,12 +17685,6 @@
         </w:tc>
       </w:tr>
       <w:tr>
-        <w:tblPrEx>
-          <w:tblCellMar>
-            <w:top w:w="0" w:type="dxa"/>
-            <w:bottom w:w="0" w:type="dxa"/>
-          </w:tblCellMar>
-        </w:tblPrEx>
         <w:trPr>
           <w:cantSplit/>
         </w:trPr>
@@ -18306,6 +17930,7 @@
         <w:spacing w:after="240"/>
       </w:pPr>
       <w:r>
+        <w:lastRenderedPageBreak/>
         <w:t xml:space="preserve">OPEN-METEO. </w:t>
       </w:r>
       <w:r>
